--- a/KHBD_Robotics/Lớp_7/Tuần_03/KHBD_Robotics_Lớp_7_Tiet01_Tiet_0_inh_huong_mon_hoc.docx
+++ b/KHBD_Robotics/Lớp_7/Tuần_03/KHBD_Robotics_Lớp_7_Tiet01_Tiet_0_inh_huong_mon_hoc.docx
@@ -322,7 +322,7 @@
           <w:i w:val="0"/>
           <w:sz w:val="26"/>
         </w:rPr>
-        <w:t>- NLa (Sử dụng và quản lí các phương tiện ICT): Thiết kế mô phỏng 3D, thao tác lắp ráp chuẩn xác các khớp nối. (Đạt được thông qua Hoạt động 2, Hoạt động 3)</w:t>
+        <w:t>- NL5 (Giao tiếp công nghệ): Tự tin thuyết minh nguyên lý hoạt động và giới thiệu sản phẩm robot Tiết 0: Định hướng môn học trước tập thể. (Đạt được thông qua Hoạt động 3, Hoạt động 4)</w:t>
       </w:r>
     </w:p>
     <w:p>
@@ -338,7 +338,7 @@
           <w:i w:val="0"/>
           <w:sz w:val="26"/>
         </w:rPr>
-        <w:t>- NLd (Ứng dụng ICT trong học và tự học): Nạp code lập trình và hiệu chỉnh robot Tiết 0: Định hướng môn học. (Đạt được thông qua Hoạt động 3)</w:t>
+        <w:t>- NL4 (Đánh giá công nghệ): Lắng nghe, nhận xét và đánh giá sản phẩm robot của nhóm bạn theo tiêu chí kỹ thuật. (Đạt được thông qua Hoạt động 4)</w:t>
       </w:r>
     </w:p>
     <w:p>
